--- a/worksheets/2주차_2_금융경제생활_Day5_학습지.docx
+++ b/worksheets/2주차_2_금융경제생활_Day5_학습지.docx
@@ -1086,10 +1086,10 @@
             <w:tcW w:type="dxa" w:w="10092"/>
             <w:shd w:val="clear" w:color="auto" w:fill="F7F8FF"/>
             <w:tcMar>
-              <w:top w:w="50" w:type="dxa"/>
-              <w:bottom w:w="50" w:type="dxa"/>
-              <w:left w:w="140" w:type="dxa"/>
-              <w:right w:w="140" w:type="dxa"/>
+              <w:top w:w="35" w:type="dxa"/>
+              <w:bottom w:w="35" w:type="dxa"/>
+              <w:left w:w="120" w:type="dxa"/>
+              <w:right w:w="120" w:type="dxa"/>
             </w:tcMar>
           </w:tcPr>
           <w:p>
@@ -1150,7 +1150,7 @@
       </w:tblGrid>
       <w:tr>
         <w:trPr>
-          <w:trHeight w:val="220" w:hRule="atLeast"/>
+          <w:trHeight w:val="160" w:hRule="atLeast"/>
         </w:trPr>
         <w:tc>
           <w:tcPr>
@@ -1173,7 +1173,7 @@
       </w:tr>
       <w:tr>
         <w:trPr>
-          <w:trHeight w:val="220" w:hRule="atLeast"/>
+          <w:trHeight w:val="160" w:hRule="atLeast"/>
         </w:trPr>
         <w:tc>
           <w:tcPr>
